--- a/pr-preview/pr-311/index.docx
+++ b/pr-preview/pr-311/index.docx
@@ -15,7 +15,7 @@
         <w:pStyle w:val="Date"/>
       </w:pPr>
       <w:r>
-        <w:t xml:space="preserve">Last modified: 2026-10-15 13:56:31 (PDT)</w:t>
+        <w:t xml:space="preserve">Last modified: 2026-10-15 15:23:10 (PDT)</w:t>
       </w:r>
     </w:p>
     <w:bookmarkStart w:id="26" w:name="welcome"/>

--- a/pr-preview/pr-311/index.docx
+++ b/pr-preview/pr-311/index.docx
@@ -15,10 +15,10 @@
         <w:pStyle w:val="Date"/>
       </w:pPr>
       <w:r>
-        <w:t xml:space="preserve">Last modified: 2026-10-15 15:23:10 (PDT)</w:t>
-      </w:r>
-    </w:p>
-    <w:bookmarkStart w:id="26" w:name="welcome"/>
+        <w:t xml:space="preserve">Last modified: 2026-10-15 18:40:39 (PDT)</w:t>
+      </w:r>
+    </w:p>
+    <w:bookmarkStart w:id="27" w:name="welcome"/>
     <w:p>
       <w:pPr>
         <w:pStyle w:val="Heading2"/>
@@ -122,7 +122,7 @@
         <w:t xml:space="preserve"> </w:t>
       </w:r>
       <w:r>
-        <w:t xml:space="preserve">common symbols, natural numbers, the percent sign,</w:t>
+        <w:t xml:space="preserve">common symbols</w:t>
       </w:r>
       <w:r>
         <w:t xml:space="preserve"> </w:t>
@@ -144,6 +144,38 @@
           <w:rPr>
             <w:rStyle w:val="Hyperlink"/>
           </w:rPr>
+          <w:t xml:space="preserve">Number Systems</w:t>
+        </w:r>
+      </w:hyperlink>
+      <w:r>
+        <w:t xml:space="preserve">:</w:t>
+      </w:r>
+      <w:r>
+        <w:t xml:space="preserve"> </w:t>
+      </w:r>
+      <w:r>
+        <w:t xml:space="preserve">the integers, natural numbers, even and odd numbers,</w:t>
+      </w:r>
+      <w:r>
+        <w:t xml:space="preserve"> </w:t>
+      </w:r>
+      <w:r>
+        <w:t xml:space="preserve">and the rational, real, and irrational numbers</w:t>
+      </w:r>
+    </w:p>
+    <w:p>
+      <w:pPr>
+        <w:pStyle w:val="Compact"/>
+        <w:numPr>
+          <w:ilvl w:val="0"/>
+          <w:numId w:val="1001"/>
+        </w:numPr>
+      </w:pPr>
+      <w:hyperlink r:id="rId11">
+        <w:r>
+          <w:rPr>
+            <w:rStyle w:val="Hyperlink"/>
+          </w:rPr>
           <w:t xml:space="preserve">Sets and Functions</w:t>
         </w:r>
       </w:hyperlink>
@@ -159,7 +191,7 @@
           <w:numId w:val="1002"/>
         </w:numPr>
       </w:pPr>
-      <w:hyperlink r:id="rId11">
+      <w:hyperlink r:id="rId12">
         <w:r>
           <w:rPr>
             <w:rStyle w:val="Hyperlink"/>
@@ -197,7 +229,7 @@
           <w:numId w:val="1002"/>
         </w:numPr>
       </w:pPr>
-      <w:hyperlink r:id="rId12">
+      <w:hyperlink r:id="rId13">
         <w:r>
           <w:rPr>
             <w:rStyle w:val="Hyperlink"/>
@@ -223,7 +255,7 @@
           <w:numId w:val="1002"/>
         </w:numPr>
       </w:pPr>
-      <w:hyperlink r:id="rId13">
+      <w:hyperlink r:id="rId14">
         <w:r>
           <w:rPr>
             <w:rStyle w:val="Hyperlink"/>
@@ -249,7 +281,7 @@
           <w:numId w:val="1001"/>
         </w:numPr>
       </w:pPr>
-      <w:hyperlink r:id="rId14">
+      <w:hyperlink r:id="rId15">
         <w:r>
           <w:rPr>
             <w:rStyle w:val="Hyperlink"/>
@@ -269,7 +301,7 @@
       <w:r>
         <w:t xml:space="preserve"> </w:t>
       </w:r>
-      <w:hyperlink r:id="rId15">
+      <w:hyperlink r:id="rId16">
         <w:r>
           <w:rPr>
             <w:rStyle w:val="Hyperlink"/>
@@ -284,7 +316,7 @@
         <w:t xml:space="preserve"> </w:t>
       </w:r>
       <w:r>
-        <w:t xml:space="preserve">sums, products, quotients, exponentials and logarithms</w:t>
+        <w:t xml:space="preserve">percent, sums, products, quotients, exponentials and logarithms</w:t>
       </w:r>
     </w:p>
     <w:p>
@@ -295,7 +327,7 @@
           <w:numId w:val="1001"/>
         </w:numPr>
       </w:pPr>
-      <w:hyperlink r:id="rId16">
+      <w:hyperlink r:id="rId17">
         <w:r>
           <w:rPr>
             <w:rStyle w:val="Hyperlink"/>
@@ -332,7 +364,7 @@
           <w:numId w:val="1001"/>
         </w:numPr>
       </w:pPr>
-      <w:hyperlink r:id="rId17">
+      <w:hyperlink r:id="rId18">
         <w:r>
           <w:rPr>
             <w:rStyle w:val="Hyperlink"/>
@@ -358,7 +390,7 @@
       <w:r>
         <w:t xml:space="preserve"> </w:t>
       </w:r>
-      <w:hyperlink r:id="rId18">
+      <w:hyperlink r:id="rId19">
         <w:r>
           <w:rPr>
             <w:rStyle w:val="Hyperlink"/>
@@ -372,7 +404,7 @@
       <w:r>
         <w:t xml:space="preserve"> </w:t>
       </w:r>
-      <w:hyperlink r:id="rId19">
+      <w:hyperlink r:id="rId20">
         <w:r>
           <w:rPr>
             <w:rStyle w:val="Hyperlink"/>
@@ -392,7 +424,7 @@
       <w:r>
         <w:t xml:space="preserve"> </w:t>
       </w:r>
-      <w:hyperlink r:id="rId20">
+      <w:hyperlink r:id="rId21">
         <w:r>
           <w:rPr>
             <w:rStyle w:val="Hyperlink"/>
@@ -421,7 +453,7 @@
           <w:numId w:val="1001"/>
         </w:numPr>
       </w:pPr>
-      <w:hyperlink r:id="rId21">
+      <w:hyperlink r:id="rId22">
         <w:r>
           <w:rPr>
             <w:rStyle w:val="Hyperlink"/>
@@ -459,7 +491,7 @@
           <w:numId w:val="1001"/>
         </w:numPr>
       </w:pPr>
-      <w:hyperlink r:id="rId22">
+      <w:hyperlink r:id="rId23">
         <w:r>
           <w:rPr>
             <w:rStyle w:val="Hyperlink"/>
@@ -491,7 +523,7 @@
           <w:numId w:val="1001"/>
         </w:numPr>
       </w:pPr>
-      <w:hyperlink r:id="rId23">
+      <w:hyperlink r:id="rId24">
         <w:r>
           <w:rPr>
             <w:rStyle w:val="Hyperlink"/>
@@ -523,7 +555,7 @@
           <w:numId w:val="1001"/>
         </w:numPr>
       </w:pPr>
-      <w:hyperlink r:id="rId24">
+      <w:hyperlink r:id="rId25">
         <w:r>
           <w:rPr>
             <w:rStyle w:val="Hyperlink"/>
@@ -543,7 +575,7 @@
       <w:r>
         <w:t xml:space="preserve"> </w:t>
       </w:r>
-      <w:hyperlink r:id="rId25">
+      <w:hyperlink r:id="rId26">
         <w:r>
           <w:rPr>
             <w:rStyle w:val="Hyperlink"/>
@@ -552,8 +584,8 @@
         </w:r>
       </w:hyperlink>
     </w:p>
-    <w:bookmarkEnd w:id="26"/>
-    <w:bookmarkStart w:id="36" w:name="further-reading"/>
+    <w:bookmarkEnd w:id="27"/>
+    <w:bookmarkStart w:id="37" w:name="further-reading"/>
     <w:p>
       <w:pPr>
         <w:pStyle w:val="Heading2"/>
@@ -577,7 +609,7 @@
           <w:numId w:val="1003"/>
         </w:numPr>
       </w:pPr>
-      <w:hyperlink r:id="rId27">
+      <w:hyperlink r:id="rId28">
         <w:r>
           <w:rPr>
             <w:rStyle w:val="Hyperlink"/>
@@ -653,7 +685,7 @@
           <w:numId w:val="1003"/>
         </w:numPr>
       </w:pPr>
-      <w:hyperlink r:id="rId28">
+      <w:hyperlink r:id="rId29">
         <w:r>
           <w:rPr>
             <w:rStyle w:val="Hyperlink"/>
@@ -682,7 +714,7 @@
       <w:r>
         <w:t xml:space="preserve"> </w:t>
       </w:r>
-      <w:hyperlink r:id="rId29">
+      <w:hyperlink r:id="rId30">
         <w:r>
           <w:rPr>
             <w:rStyle w:val="Hyperlink"/>
@@ -708,7 +740,7 @@
       <w:r>
         <w:t xml:space="preserve"> </w:t>
       </w:r>
-      <w:hyperlink r:id="rId30">
+      <w:hyperlink r:id="rId31">
         <w:r>
           <w:rPr>
             <w:rStyle w:val="Hyperlink"/>
@@ -743,7 +775,7 @@
       <w:r>
         <w:t xml:space="preserve"> </w:t>
       </w:r>
-      <w:hyperlink r:id="rId21">
+      <w:hyperlink r:id="rId22">
         <w:r>
           <w:rPr>
             <w:rStyle w:val="Hyperlink"/>
@@ -760,7 +792,7 @@
       <w:r>
         <w:t xml:space="preserve"> </w:t>
       </w:r>
-      <w:hyperlink r:id="rId22">
+      <w:hyperlink r:id="rId23">
         <w:r>
           <w:rPr>
             <w:rStyle w:val="Hyperlink"/>
@@ -782,7 +814,7 @@
           <w:numId w:val="1003"/>
         </w:numPr>
       </w:pPr>
-      <w:hyperlink r:id="rId31">
+      <w:hyperlink r:id="rId32">
         <w:r>
           <w:rPr>
             <w:rStyle w:val="Hyperlink"/>
@@ -817,7 +849,7 @@
       <w:r>
         <w:t xml:space="preserve"> </w:t>
       </w:r>
-      <w:hyperlink r:id="rId17">
+      <w:hyperlink r:id="rId18">
         <w:r>
           <w:rPr>
             <w:rStyle w:val="Hyperlink"/>
@@ -834,7 +866,7 @@
       <w:r>
         <w:t xml:space="preserve"> </w:t>
       </w:r>
-      <w:hyperlink r:id="rId22">
+      <w:hyperlink r:id="rId23">
         <w:r>
           <w:rPr>
             <w:rStyle w:val="Hyperlink"/>
@@ -862,7 +894,7 @@
           <w:numId w:val="1003"/>
         </w:numPr>
       </w:pPr>
-      <w:hyperlink r:id="rId32">
+      <w:hyperlink r:id="rId33">
         <w:r>
           <w:rPr>
             <w:rStyle w:val="Hyperlink"/>
@@ -891,7 +923,7 @@
           <w:numId w:val="1004"/>
         </w:numPr>
       </w:pPr>
-      <w:hyperlink r:id="rId33">
+      <w:hyperlink r:id="rId34">
         <w:r>
           <w:rPr>
             <w:rStyle w:val="Hyperlink"/>
@@ -908,7 +940,7 @@
       <w:r>
         <w:t xml:space="preserve"> </w:t>
       </w:r>
-      <w:hyperlink r:id="rId21">
+      <w:hyperlink r:id="rId22">
         <w:r>
           <w:rPr>
             <w:rStyle w:val="Hyperlink"/>
@@ -931,7 +963,7 @@
           <w:numId w:val="1004"/>
         </w:numPr>
       </w:pPr>
-      <w:hyperlink r:id="rId34">
+      <w:hyperlink r:id="rId35">
         <w:r>
           <w:rPr>
             <w:rStyle w:val="Hyperlink"/>
@@ -948,7 +980,7 @@
       <w:r>
         <w:t xml:space="preserve"> </w:t>
       </w:r>
-      <w:hyperlink r:id="rId17">
+      <w:hyperlink r:id="rId18">
         <w:r>
           <w:rPr>
             <w:rStyle w:val="Hyperlink"/>
@@ -971,7 +1003,7 @@
           <w:numId w:val="1004"/>
         </w:numPr>
       </w:pPr>
-      <w:hyperlink r:id="rId35">
+      <w:hyperlink r:id="rId36">
         <w:r>
           <w:rPr>
             <w:rStyle w:val="Hyperlink"/>
@@ -988,7 +1020,7 @@
       <w:r>
         <w:t xml:space="preserve"> </w:t>
       </w:r>
-      <w:hyperlink r:id="rId22">
+      <w:hyperlink r:id="rId23">
         <w:r>
           <w:rPr>
             <w:rStyle w:val="Hyperlink"/>
@@ -1005,7 +1037,7 @@
       <w:r>
         <w:t xml:space="preserve"> </w:t>
       </w:r>
-      <w:hyperlink r:id="rId23">
+      <w:hyperlink r:id="rId24">
         <w:r>
           <w:rPr>
             <w:rStyle w:val="Hyperlink"/>
@@ -1020,8 +1052,8 @@
         <w:t xml:space="preserve">pages.</w:t>
       </w:r>
     </w:p>
-    <w:bookmarkEnd w:id="36"/>
-    <w:bookmarkStart w:id="37" w:name="using-these-notes-in-another-site"/>
+    <w:bookmarkEnd w:id="37"/>
+    <w:bookmarkStart w:id="38" w:name="using-these-notes-in-another-site"/>
     <w:p>
       <w:pPr>
         <w:pStyle w:val="Heading2"/>
@@ -1210,7 +1242,39 @@
             <w:pPr>
               <w:pStyle w:val="Compact"/>
             </w:pPr>
-            <w:hyperlink r:id="rId11">
+            <w:hyperlink r:id="rId10">
+              <w:r>
+                <w:rPr>
+                  <w:rStyle w:val="Hyperlink"/>
+                </w:rPr>
+                <w:t xml:space="preserve">Number Systems</w:t>
+              </w:r>
+            </w:hyperlink>
+          </w:p>
+        </w:tc>
+        <w:tc>
+          <w:tcPr/>
+          <w:p>
+            <w:pPr>
+              <w:pStyle w:val="Compact"/>
+            </w:pPr>
+            <w:r>
+              <w:rPr>
+                <w:rStyle w:val="VerbatimChar"/>
+              </w:rPr>
+              <w:t xml:space="preserve">mds/_number-systems.qmd</w:t>
+            </w:r>
+          </w:p>
+        </w:tc>
+      </w:tr>
+      <w:tr>
+        <w:tc>
+          <w:tcPr/>
+          <w:p>
+            <w:pPr>
+              <w:pStyle w:val="Compact"/>
+            </w:pPr>
+            <w:hyperlink r:id="rId12">
               <w:r>
                 <w:rPr>
                   <w:rStyle w:val="Hyperlink"/>
@@ -1242,7 +1306,7 @@
             <w:pPr>
               <w:pStyle w:val="Compact"/>
             </w:pPr>
-            <w:hyperlink r:id="rId12">
+            <w:hyperlink r:id="rId13">
               <w:r>
                 <w:rPr>
                   <w:rStyle w:val="Hyperlink"/>
@@ -1274,7 +1338,7 @@
             <w:pPr>
               <w:pStyle w:val="Compact"/>
             </w:pPr>
-            <w:hyperlink r:id="rId13">
+            <w:hyperlink r:id="rId14">
               <w:r>
                 <w:rPr>
                   <w:rStyle w:val="Hyperlink"/>
@@ -1306,7 +1370,7 @@
             <w:pPr>
               <w:pStyle w:val="Compact"/>
             </w:pPr>
-            <w:hyperlink r:id="rId14">
+            <w:hyperlink r:id="rId15">
               <w:r>
                 <w:rPr>
                   <w:rStyle w:val="Hyperlink"/>
@@ -1338,7 +1402,7 @@
             <w:pPr>
               <w:pStyle w:val="Compact"/>
             </w:pPr>
-            <w:hyperlink r:id="rId16">
+            <w:hyperlink r:id="rId17">
               <w:r>
                 <w:rPr>
                   <w:rStyle w:val="Hyperlink"/>
@@ -1370,7 +1434,7 @@
             <w:pPr>
               <w:pStyle w:val="Compact"/>
             </w:pPr>
-            <w:hyperlink r:id="rId17">
+            <w:hyperlink r:id="rId18">
               <w:r>
                 <w:rPr>
                   <w:rStyle w:val="Hyperlink"/>
@@ -1426,7 +1490,7 @@
             <w:pPr>
               <w:pStyle w:val="Compact"/>
             </w:pPr>
-            <w:hyperlink r:id="rId21">
+            <w:hyperlink r:id="rId22">
               <w:r>
                 <w:rPr>
                   <w:rStyle w:val="Hyperlink"/>
@@ -1458,7 +1522,7 @@
             <w:pPr>
               <w:pStyle w:val="Compact"/>
             </w:pPr>
-            <w:hyperlink r:id="rId22">
+            <w:hyperlink r:id="rId23">
               <w:r>
                 <w:rPr>
                   <w:rStyle w:val="Hyperlink"/>
@@ -1490,7 +1554,7 @@
             <w:pPr>
               <w:pStyle w:val="Compact"/>
             </w:pPr>
-            <w:hyperlink r:id="rId23">
+            <w:hyperlink r:id="rId24">
               <w:r>
                 <w:rPr>
                   <w:rStyle w:val="Hyperlink"/>
@@ -1522,7 +1586,7 @@
             <w:pPr>
               <w:pStyle w:val="Compact"/>
             </w:pPr>
-            <w:hyperlink r:id="rId24">
+            <w:hyperlink r:id="rId25">
               <w:r>
                 <w:rPr>
                   <w:rStyle w:val="Hyperlink"/>
@@ -1568,6 +1632,18 @@
         <w:rPr>
           <w:rStyle w:val="VerbatimChar"/>
         </w:rPr>
+        <w:t xml:space="preserve">_number-systems.qmd</w:t>
+      </w:r>
+      <w:r>
+        <w:t xml:space="preserve">,</w:t>
+      </w:r>
+      <w:r>
+        <w:t xml:space="preserve"> </w:t>
+      </w:r>
+      <w:r>
+        <w:rPr>
+          <w:rStyle w:val="VerbatimChar"/>
+        </w:rPr>
         <w:t xml:space="preserve">_sets.qmd</w:t>
       </w:r>
       <w:r>
@@ -1732,8 +1808,8 @@
         <w:t xml:space="preserve">.</w:t>
       </w:r>
     </w:p>
-    <w:bookmarkEnd w:id="37"/>
-    <w:bookmarkStart w:id="41" w:name="references"/>
+    <w:bookmarkEnd w:id="38"/>
+    <w:bookmarkStart w:id="42" w:name="references"/>
     <w:p>
       <w:pPr>
         <w:pStyle w:val="Heading2"/>
@@ -1742,8 +1818,8 @@
         <w:t xml:space="preserve">References</w:t>
       </w:r>
     </w:p>
-    <w:bookmarkStart w:id="40" w:name="refs"/>
-    <w:bookmarkStart w:id="39" w:name="ref-cheng2025math"/>
+    <w:bookmarkStart w:id="41" w:name="refs"/>
+    <w:bookmarkStart w:id="40" w:name="ref-cheng2025math"/>
     <w:p>
       <w:pPr>
         <w:pStyle w:val="Bibliography"/>
@@ -1785,7 +1861,7 @@
       <w:r>
         <w:t xml:space="preserve"> </w:t>
       </w:r>
-      <w:hyperlink r:id="rId38">
+      <w:hyperlink r:id="rId39">
         <w:r>
           <w:rPr>
             <w:rStyle w:val="Hyperlink"/>
@@ -1797,9 +1873,9 @@
         <w:t xml:space="preserve">.</w:t>
       </w:r>
     </w:p>
-    <w:bookmarkEnd w:id="39"/>
     <w:bookmarkEnd w:id="40"/>
     <w:bookmarkEnd w:id="41"/>
+    <w:bookmarkEnd w:id="42"/>
     <w:sectPr>
       <w:footnotePr>
         <w:numRestart w:val="eachSect"/>
